--- a/pr-preview/pr-173/estimation-handout.docx
+++ b/pr-preview/pr-173/estimation-handout.docx
@@ -15,7 +15,7 @@
         <w:pStyle w:val="Date"/>
       </w:pPr>
       <w:r>
-        <w:t xml:space="preserve">Last modified: 2026-10-14 22:13:28 (PDT)</w:t>
+        <w:t xml:space="preserve">Last modified: 2026-10-14 23:10:54 (PDT)</w:t>
       </w:r>
     </w:p>
     <w:bookmarkStart w:id="14" w:name="scientific-models"/>
@@ -5589,7 +5589,24 @@
         <w:t xml:space="preserve"> (Why the fitted value is the estimated conditional mean). </w:t>
       </w:r>
       <w:r>
-        <w:t xml:space="preserve">The fitted value is the prediction at the observed covariate value</w:t>
+        <w:t xml:space="preserve">The</w:t>
+      </w:r>
+      <w:r>
+        <w:t xml:space="preserve"> </w:t>
+      </w:r>
+      <w:hyperlink w:anchor="def-fitted-value">
+        <w:r>
+          <w:rPr>
+            <w:rStyle w:val="Hyperlink"/>
+          </w:rPr>
+          <w:t xml:space="preserve">fitted value</w:t>
+        </w:r>
+      </w:hyperlink>
+      <w:r>
+        <w:t xml:space="preserve"> </w:t>
+      </w:r>
+      <w:r>
+        <w:t xml:space="preserve">is the prediction at the observed covariate value</w:t>
       </w:r>
       <w:r>
         <w:t xml:space="preserve"> </w:t>

--- a/pr-preview/pr-173/estimation-handout.docx
+++ b/pr-preview/pr-173/estimation-handout.docx
@@ -15,7 +15,7 @@
         <w:pStyle w:val="Date"/>
       </w:pPr>
       <w:r>
-        <w:t xml:space="preserve">Last modified: 2026-10-14 23:10:54 (PDT)</w:t>
+        <w:t xml:space="preserve">Last modified: 2026-10-15 00:29:36 (PDT)</w:t>
       </w:r>
     </w:p>
     <w:bookmarkStart w:id="14" w:name="scientific-models"/>
@@ -5179,7 +5179,7 @@
       </w:r>
       <m:oMath>
         <m:r>
-          <m:t>g</m:t>
+          <m:t>h</m:t>
         </m:r>
       </m:oMath>
       <w:r>
@@ -5254,11 +5254,11 @@
             <m:grow/>
           </m:dPr>
           <m:e>
-            <m:r>
-              <m:t>​</m:t>
-            </m:r>
             <m:sSup>
               <m:e>
+                <m:r>
+                  <m:t>​</m:t>
+                </m:r>
                 <m:d>
                   <m:dPr>
                     <m:begChr m:val="("/>
@@ -5277,25 +5277,32 @@
                       <m:t>−</m:t>
                     </m:r>
                     <m:r>
-                      <m:t>g</m:t>
+                      <m:t>h</m:t>
                     </m:r>
                     <m:r>
-                      <m:rPr>
-                        <m:sty m:val="p"/>
-                      </m:rPr>
-                      <m:t>(</m:t>
+                      <m:t>​</m:t>
                     </m:r>
+                    <m:d>
+                      <m:dPr>
+                        <m:begChr m:val="("/>
+                        <m:sepChr m:val=""/>
+                        <m:endChr m:val=")"/>
+                        <m:grow/>
+                      </m:dPr>
+                      <m:e>
+                        <m:r>
+                          <m:t>X</m:t>
+                        </m:r>
+                      </m:e>
+                    </m:d>
                     <m:r>
-                      <m:t>X</m:t>
-                    </m:r>
-                    <m:r>
-                      <m:rPr>
-                        <m:sty m:val="p"/>
-                      </m:rPr>
-                      <m:t>)</m:t>
+                      <m:t>​</m:t>
                     </m:r>
                   </m:e>
                 </m:d>
+                <m:r>
+                  <m:t>​</m:t>
+                </m:r>
               </m:e>
               <m:sup>
                 <m:r>
@@ -5303,9 +5310,6 @@
                 </m:r>
               </m:sup>
             </m:sSup>
-            <m:r>
-              <m:t>​</m:t>
-            </m:r>
           </m:e>
         </m:d>
         <m:r>
@@ -6098,7 +6102,7 @@
         </m:oMathParaPr>
         <m:oMath>
           <m:r>
-            <m:t>e</m:t>
+            <m:t>ε</m:t>
           </m:r>
           <m:limUpp>
             <m:e>
@@ -6204,7 +6208,7 @@
         <m:sSub>
           <m:e>
             <m:r>
-              <m:t>e</m:t>
+              <m:t>ε</m:t>
             </m:r>
           </m:e>
           <m:sub>
@@ -6283,7 +6287,7 @@
               <m:sSub>
                 <m:e>
                   <m:r>
-                    <m:t>e</m:t>
+                    <m:t>ε</m:t>
                   </m:r>
                 </m:e>
                 <m:sub>
@@ -6593,7 +6597,7 @@
           <m:sSub>
             <m:e>
               <m:r>
-                <m:t>e</m:t>
+                <m:t>ε</m:t>
               </m:r>
             </m:e>
             <m:sub>
@@ -6797,7 +6801,7 @@
           <m:sSub>
             <m:e>
               <m:r>
-                <m:t>e</m:t>
+                <m:t>ε</m:t>
               </m:r>
             </m:e>
             <m:sub>
@@ -8389,7 +8393,7 @@
           <m:eqArr>
             <m:e>
               <m:r>
-                <m:t>e</m:t>
+                <m:t>ε</m:t>
               </m:r>
               <m:r>
                 <m:t>&amp;</m:t>
@@ -8821,7 +8825,7 @@
               <m:sSubSup>
                 <m:e>
                   <m:r>
-                    <m:t>e</m:t>
+                    <m:t>ε</m:t>
                   </m:r>
                 </m:e>
                 <m:sub>
@@ -9566,7 +9570,7 @@
               <m:sSub>
                 <m:e>
                   <m:r>
-                    <m:t>e</m:t>
+                    <m:t>ε</m:t>
                   </m:r>
                 </m:e>
                 <m:sub>
@@ -13618,11 +13622,11 @@
               <m:grow/>
             </m:dPr>
             <m:e>
-              <m:r>
-                <m:t>​</m:t>
-              </m:r>
               <m:sSup>
                 <m:e>
+                  <m:r>
+                    <m:t>​</m:t>
+                  </m:r>
                   <m:d>
                     <m:dPr>
                       <m:begChr m:val="("/>
@@ -13662,6 +13666,9 @@
                       </m:r>
                     </m:e>
                   </m:d>
+                  <m:r>
+                    <m:t>​</m:t>
+                  </m:r>
                 </m:e>
                 <m:sup>
                   <m:r>
@@ -13669,9 +13676,6 @@
                   </m:r>
                 </m:sup>
               </m:sSup>
-              <m:r>
-                <m:t>​</m:t>
-              </m:r>
             </m:e>
           </m:d>
           <m:r>
@@ -13734,11 +13738,11 @@
         <w:t xml:space="preserve"> </w:t>
       </w:r>
       <m:oMath>
-        <m:r>
-          <m:t>​</m:t>
-        </m:r>
         <m:sSup>
           <m:e>
+            <m:r>
+              <m:t>​</m:t>
+            </m:r>
             <m:d>
               <m:dPr>
                 <m:begChr m:val="("/>
@@ -13781,6 +13785,9 @@
                 </m:r>
               </m:e>
             </m:d>
+            <m:r>
+              <m:t>​</m:t>
+            </m:r>
           </m:e>
           <m:sup>
             <m:r>
@@ -13788,9 +13795,6 @@
             </m:r>
           </m:sup>
         </m:sSup>
-        <m:r>
-          <m:t>​</m:t>
-        </m:r>
       </m:oMath>
       <w:r>
         <w:t xml:space="preserve"> </w:t>
@@ -13881,11 +13885,11 @@
         <m:oMath>
           <m:eqArr>
             <m:e>
-              <m:r>
-                <m:t>​</m:t>
-              </m:r>
               <m:sSup>
                 <m:e>
+                  <m:r>
+                    <m:t>​</m:t>
+                  </m:r>
                   <m:d>
                     <m:dPr>
                       <m:begChr m:val="("/>
@@ -13928,6 +13932,9 @@
                       </m:r>
                     </m:e>
                   </m:d>
+                  <m:r>
+                    <m:t>​</m:t>
+                  </m:r>
                 </m:e>
                 <m:sup>
                   <m:r>
@@ -13936,9 +13943,6 @@
                 </m:sup>
               </m:sSup>
               <m:r>
-                <m:t>​</m:t>
-              </m:r>
-              <m:r>
                 <m:t>&amp;</m:t>
               </m:r>
               <m:r>
@@ -13946,12 +13950,12 @@
                   <m:sty m:val="p"/>
                 </m:rPr>
                 <m:t>=</m:t>
-              </m:r>
-              <m:r>
-                <m:t>​</m:t>
               </m:r>
               <m:sSup>
                 <m:e>
+                  <m:r>
+                    <m:t>​</m:t>
+                  </m:r>
                   <m:d>
                     <m:dPr>
                       <m:begChr m:val="("/>
@@ -14003,6 +14007,9 @@
                       </m:r>
                     </m:e>
                   </m:d>
+                  <m:r>
+                    <m:t>​</m:t>
+                  </m:r>
                 </m:e>
                 <m:sup>
                   <m:r>
@@ -14011,9 +14018,6 @@
                 </m:sup>
               </m:sSup>
               <m:r>
-                <m:t>​</m:t>
-              </m:r>
-              <m:r>
                 <m:t>&amp;</m:t>
               </m:r>
               <m:r>
@@ -14037,11 +14041,11 @@
                 </m:rPr>
                 <m:t>=</m:t>
               </m:r>
-              <m:r>
-                <m:t>​</m:t>
-              </m:r>
               <m:sSup>
                 <m:e>
+                  <m:r>
+                    <m:t>​</m:t>
+                  </m:r>
                   <m:d>
                     <m:dPr>
                       <m:begChr m:val="("/>
@@ -14084,6 +14088,9 @@
                       </m:r>
                     </m:e>
                   </m:d>
+                  <m:r>
+                    <m:t>​</m:t>
+                  </m:r>
                 </m:e>
                 <m:sup>
                   <m:r>
@@ -14091,9 +14098,6 @@
                   </m:r>
                 </m:sup>
               </m:sSup>
-              <m:r>
-                <m:t>​</m:t>
-              </m:r>
               <m:r>
                 <m:rPr>
                   <m:sty m:val="p"/>
@@ -14217,11 +14221,11 @@
         <w:t xml:space="preserve"> </w:t>
       </w:r>
       <m:oMath>
-        <m:r>
-          <m:t>​</m:t>
-        </m:r>
         <m:sSup>
           <m:e>
+            <m:r>
+              <m:t>​</m:t>
+            </m:r>
             <m:d>
               <m:dPr>
                 <m:begChr m:val="("/>
@@ -14264,6 +14268,9 @@
                 </m:r>
               </m:e>
             </m:d>
+            <m:r>
+              <m:t>​</m:t>
+            </m:r>
           </m:e>
           <m:sup>
             <m:r>
@@ -14271,9 +14278,6 @@
             </m:r>
           </m:sup>
         </m:sSup>
-        <m:r>
-          <m:t>​</m:t>
-        </m:r>
         <m:r>
           <m:rPr>
             <m:sty m:val="p"/>
@@ -14552,11 +14556,11 @@
             </m:rPr>
             <m:t>−</m:t>
           </m:r>
-          <m:r>
-            <m:t>​</m:t>
-          </m:r>
           <m:sSup>
             <m:e>
+              <m:r>
+                <m:t>​</m:t>
+              </m:r>
               <m:d>
                 <m:dPr>
                   <m:begChr m:val="("/>
@@ -14599,6 +14603,9 @@
                   </m:r>
                 </m:e>
               </m:d>
+              <m:r>
+                <m:t>​</m:t>
+              </m:r>
             </m:e>
             <m:sup>
               <m:r>
@@ -14606,9 +14613,6 @@
               </m:r>
             </m:sup>
           </m:sSup>
-          <m:r>
-            <m:t>​</m:t>
-          </m:r>
           <m:r>
             <m:t>  </m:t>
           </m:r>
@@ -14668,11 +14672,11 @@
         <m:oMath>
           <m:eqArr>
             <m:e>
-              <m:r>
-                <m:t>​</m:t>
-              </m:r>
               <m:sSup>
                 <m:e>
+                  <m:r>
+                    <m:t>​</m:t>
+                  </m:r>
                   <m:d>
                     <m:dPr>
                       <m:begChr m:val="("/>
@@ -14715,6 +14719,9 @@
                       </m:r>
                     </m:e>
                   </m:d>
+                  <m:r>
+                    <m:t>​</m:t>
+                  </m:r>
                 </m:e>
                 <m:sup>
                   <m:r>
@@ -14722,9 +14729,6 @@
                   </m:r>
                 </m:sup>
               </m:sSup>
-              <m:r>
-                <m:t>​</m:t>
-              </m:r>
               <m:r>
                 <m:rPr>
                   <m:sty m:val="p"/>
@@ -14772,11 +14776,11 @@
                 </m:rPr>
                 <m:t>=</m:t>
               </m:r>
-              <m:r>
-                <m:t>​</m:t>
-              </m:r>
               <m:sSup>
                 <m:e>
+                  <m:r>
+                    <m:t>​</m:t>
+                  </m:r>
                   <m:d>
                     <m:dPr>
                       <m:begChr m:val="("/>
@@ -14819,6 +14823,9 @@
                       </m:r>
                     </m:e>
                   </m:d>
+                  <m:r>
+                    <m:t>​</m:t>
+                  </m:r>
                 </m:e>
                 <m:sup>
                   <m:r>
@@ -14826,9 +14833,6 @@
                   </m:r>
                 </m:sup>
               </m:sSup>
-              <m:r>
-                <m:t>​</m:t>
-              </m:r>
               <m:r>
                 <m:rPr>
                   <m:sty m:val="p"/>
@@ -14953,11 +14957,11 @@
                 </m:rPr>
                 <m:t>=</m:t>
               </m:r>
-              <m:r>
-                <m:t>​</m:t>
-              </m:r>
               <m:sSup>
                 <m:e>
+                  <m:r>
+                    <m:t>​</m:t>
+                  </m:r>
                   <m:d>
                     <m:dPr>
                       <m:begChr m:val="("/>
@@ -15000,6 +15004,9 @@
                       </m:r>
                     </m:e>
                   </m:d>
+                  <m:r>
+                    <m:t>​</m:t>
+                  </m:r>
                 </m:e>
                 <m:sup>
                   <m:r>
@@ -15007,9 +15014,6 @@
                   </m:r>
                 </m:sup>
               </m:sSup>
-              <m:r>
-                <m:t>​</m:t>
-              </m:r>
               <m:r>
                 <m:rPr>
                   <m:sty m:val="p"/>
@@ -15125,11 +15129,11 @@
                 </m:rPr>
                 <m:t>−</m:t>
               </m:r>
-              <m:r>
-                <m:t>​</m:t>
-              </m:r>
               <m:sSup>
                 <m:e>
+                  <m:r>
+                    <m:t>​</m:t>
+                  </m:r>
                   <m:d>
                     <m:dPr>
                       <m:begChr m:val="("/>
@@ -15172,6 +15176,9 @@
                       </m:r>
                     </m:e>
                   </m:d>
+                  <m:r>
+                    <m:t>​</m:t>
+                  </m:r>
                 </m:e>
                 <m:sup>
                   <m:r>
@@ -15179,9 +15186,6 @@
                   </m:r>
                 </m:sup>
               </m:sSup>
-              <m:r>
-                <m:t>​</m:t>
-              </m:r>
               <m:r>
                 <m:t>&amp;</m:t>
               </m:r>
@@ -15315,11 +15319,11 @@
                 </m:rPr>
                 <m:t>+</m:t>
               </m:r>
-              <m:r>
-                <m:t>​</m:t>
-              </m:r>
               <m:sSup>
                 <m:e>
+                  <m:r>
+                    <m:t>​</m:t>
+                  </m:r>
                   <m:d>
                     <m:dPr>
                       <m:begChr m:val="("/>
@@ -15362,6 +15366,9 @@
                       </m:r>
                     </m:e>
                   </m:d>
+                  <m:r>
+                    <m:t>​</m:t>
+                  </m:r>
                 </m:e>
                 <m:sup>
                   <m:r>
@@ -15370,19 +15377,16 @@
                 </m:sup>
               </m:sSup>
               <m:r>
-                <m:t>​</m:t>
-              </m:r>
-              <m:r>
                 <m:rPr>
                   <m:sty m:val="p"/>
                 </m:rPr>
                 <m:t>−</m:t>
-              </m:r>
-              <m:r>
-                <m:t>​</m:t>
               </m:r>
               <m:sSup>
                 <m:e>
+                  <m:r>
+                    <m:t>​</m:t>
+                  </m:r>
                   <m:d>
                     <m:dPr>
                       <m:begChr m:val="("/>
@@ -15425,6 +15429,9 @@
                       </m:r>
                     </m:e>
                   </m:d>
+                  <m:r>
+                    <m:t>​</m:t>
+                  </m:r>
                 </m:e>
                 <m:sup>
                   <m:r>
@@ -15432,9 +15439,6 @@
                   </m:r>
                 </m:sup>
               </m:sSup>
-              <m:r>
-                <m:t>​</m:t>
-              </m:r>
               <m:r>
                 <m:t>&amp;</m:t>
               </m:r>
@@ -15579,11 +15583,11 @@
                   <m:grow/>
                 </m:dPr>
                 <m:e>
-                  <m:r>
-                    <m:t>​</m:t>
-                  </m:r>
                   <m:sSup>
                     <m:e>
+                      <m:r>
+                        <m:t>​</m:t>
+                      </m:r>
                       <m:d>
                         <m:dPr>
                           <m:begChr m:val="("/>
@@ -15626,6 +15630,9 @@
                           </m:r>
                         </m:e>
                       </m:d>
+                      <m:r>
+                        <m:t>​</m:t>
+                      </m:r>
                     </m:e>
                     <m:sup>
                       <m:r>
@@ -15633,20 +15640,17 @@
                       </m:r>
                     </m:sup>
                   </m:sSup>
-                  <m:r>
-                    <m:t>​</m:t>
-                  </m:r>
                   <m:r>
                     <m:rPr>
                       <m:sty m:val="p"/>
                     </m:rPr>
                     <m:t>−</m:t>
                   </m:r>
-                  <m:r>
-                    <m:t>​</m:t>
-                  </m:r>
                   <m:sSup>
                     <m:e>
+                      <m:r>
+                        <m:t>​</m:t>
+                      </m:r>
                       <m:d>
                         <m:dPr>
                           <m:begChr m:val="("/>
@@ -15689,6 +15693,9 @@
                           </m:r>
                         </m:e>
                       </m:d>
+                      <m:r>
+                        <m:t>​</m:t>
+                      </m:r>
                     </m:e>
                     <m:sup>
                       <m:r>
@@ -15696,9 +15703,6 @@
                       </m:r>
                     </m:sup>
                   </m:sSup>
-                  <m:r>
-                    <m:t>​</m:t>
-                  </m:r>
                 </m:e>
               </m:d>
               <m:r>
@@ -16333,11 +16337,11 @@
                   <m:grow/>
                 </m:dPr>
                 <m:e>
-                  <m:r>
-                    <m:t>​</m:t>
-                  </m:r>
                   <m:sSup>
                     <m:e>
+                      <m:r>
+                        <m:t>​</m:t>
+                      </m:r>
                       <m:d>
                         <m:dPr>
                           <m:begChr m:val="("/>
@@ -16377,6 +16381,9 @@
                           </m:r>
                         </m:e>
                       </m:d>
+                      <m:r>
+                        <m:t>​</m:t>
+                      </m:r>
                     </m:e>
                     <m:sup>
                       <m:r>
@@ -16384,9 +16391,6 @@
                       </m:r>
                     </m:sup>
                   </m:sSup>
-                  <m:r>
-                    <m:t>​</m:t>
-                  </m:r>
                 </m:e>
               </m:d>
               <m:r>
@@ -17125,11 +17129,11 @@
             </m:rPr>
             <m:t>=</m:t>
           </m:r>
-          <m:r>
-            <m:t>​</m:t>
-          </m:r>
           <m:sSup>
             <m:e>
+              <m:r>
+                <m:t>​</m:t>
+              </m:r>
               <m:d>
                 <m:dPr>
                   <m:begChr m:val="("/>
@@ -17172,6 +17176,9 @@
                   </m:r>
                 </m:e>
               </m:d>
+              <m:r>
+                <m:t>​</m:t>
+              </m:r>
             </m:e>
             <m:sup>
               <m:r>
@@ -17179,9 +17186,6 @@
               </m:r>
             </m:sup>
           </m:sSup>
-          <m:r>
-            <m:t>​</m:t>
-          </m:r>
           <m:r>
             <m:rPr>
               <m:sty m:val="p"/>
@@ -17338,11 +17342,11 @@
         <w:t xml:space="preserve"> </w:t>
       </w:r>
       <m:oMath>
-        <m:r>
-          <m:t>​</m:t>
-        </m:r>
         <m:sSup>
           <m:e>
+            <m:r>
+              <m:t>​</m:t>
+            </m:r>
             <m:d>
               <m:dPr>
                 <m:begChr m:val="("/>
@@ -17385,6 +17389,9 @@
                 </m:r>
               </m:e>
             </m:d>
+            <m:r>
+              <m:t>​</m:t>
+            </m:r>
           </m:e>
           <m:sup>
             <m:r>
@@ -17392,9 +17399,6 @@
             </m:r>
           </m:sup>
         </m:sSup>
-        <m:r>
-          <m:t>​</m:t>
-        </m:r>
         <m:r>
           <m:rPr>
             <m:sty m:val="p"/>
@@ -18041,11 +18045,11 @@
                 </m:rPr>
                 <m:t>=</m:t>
               </m:r>
-              <m:r>
-                <m:t>​</m:t>
-              </m:r>
               <m:sSup>
                 <m:e>
+                  <m:r>
+                    <m:t>​</m:t>
+                  </m:r>
                   <m:d>
                     <m:dPr>
                       <m:begChr m:val="("/>
@@ -18088,6 +18092,9 @@
                       </m:r>
                     </m:e>
                   </m:d>
+                  <m:r>
+                    <m:t>​</m:t>
+                  </m:r>
                 </m:e>
                 <m:sup>
                   <m:r>
@@ -18095,9 +18102,6 @@
                   </m:r>
                 </m:sup>
               </m:sSup>
-              <m:r>
-                <m:t>​</m:t>
-              </m:r>
               <m:r>
                 <m:rPr>
                   <m:sty m:val="p"/>
@@ -20726,11 +20730,11 @@
                 </m:rPr>
                 <m:t>+</m:t>
               </m:r>
-              <m:r>
-                <m:t>​</m:t>
-              </m:r>
               <m:sSup>
                 <m:e>
+                  <m:r>
+                    <m:t>​</m:t>
+                  </m:r>
                   <m:d>
                     <m:dPr>
                       <m:begChr m:val="("/>
@@ -20775,6 +20779,9 @@
                       </m:r>
                     </m:e>
                   </m:d>
+                  <m:r>
+                    <m:t>​</m:t>
+                  </m:r>
                 </m:e>
                 <m:sup>
                   <m:r>
@@ -20782,9 +20789,6 @@
                   </m:r>
                 </m:sup>
               </m:sSup>
-              <m:r>
-                <m:t>​</m:t>
-              </m:r>
             </m:e>
             <m:e>
               <m:r>
@@ -20938,11 +20942,11 @@
                 </m:rPr>
                 <m:t>+</m:t>
               </m:r>
-              <m:r>
-                <m:t>​</m:t>
-              </m:r>
               <m:sSup>
                 <m:e>
+                  <m:r>
+                    <m:t>​</m:t>
+                  </m:r>
                   <m:d>
                     <m:dPr>
                       <m:begChr m:val="("/>
@@ -20985,6 +20989,9 @@
                       </m:r>
                     </m:e>
                   </m:d>
+                  <m:r>
+                    <m:t>​</m:t>
+                  </m:r>
                 </m:e>
                 <m:sup>
                   <m:r>
@@ -20992,9 +20999,6 @@
                   </m:r>
                 </m:sup>
               </m:sSup>
-              <m:r>
-                <m:t>​</m:t>
-              </m:r>
             </m:e>
             <m:e>
               <m:r>
@@ -25903,11 +25907,11 @@
                 </m:rPr>
                 <m:t>=</m:t>
               </m:r>
-              <m:r>
-                <m:t>​</m:t>
-              </m:r>
               <m:sSup>
                 <m:e>
+                  <m:r>
+                    <m:t>​</m:t>
+                  </m:r>
                   <m:d>
                     <m:dPr>
                       <m:begChr m:val="("/>
@@ -25950,6 +25954,9 @@
                       </m:r>
                     </m:e>
                   </m:d>
+                  <m:r>
+                    <m:t>​</m:t>
+                  </m:r>
                 </m:e>
                 <m:sup>
                   <m:r>
@@ -25957,9 +25964,6 @@
                   </m:r>
                 </m:sup>
               </m:sSup>
-              <m:r>
-                <m:t>​</m:t>
-              </m:r>
               <m:r>
                 <m:rPr>
                   <m:sty m:val="p"/>
@@ -30451,11 +30455,11 @@
         <w:t xml:space="preserve"> </w:t>
       </w:r>
       <m:oMath>
-        <m:r>
-          <m:t>​</m:t>
-        </m:r>
         <m:sSup>
           <m:e>
+            <m:r>
+              <m:t>​</m:t>
+            </m:r>
             <m:d>
               <m:dPr>
                 <m:begChr m:val="("/>
@@ -30498,6 +30502,9 @@
                 </m:r>
               </m:e>
             </m:d>
+            <m:r>
+              <m:t>​</m:t>
+            </m:r>
           </m:e>
           <m:sup>
             <m:r>
@@ -30505,9 +30512,6 @@
             </m:r>
           </m:sup>
         </m:sSup>
-        <m:r>
-          <m:t>​</m:t>
-        </m:r>
       </m:oMath>
       <w:r>
         <w:t xml:space="preserve"> </w:t>
@@ -30637,11 +30641,11 @@
                 </m:rPr>
                 <m:t>=</m:t>
               </m:r>
-              <m:r>
-                <m:t>​</m:t>
-              </m:r>
               <m:sSup>
                 <m:e>
+                  <m:r>
+                    <m:t>​</m:t>
+                  </m:r>
                   <m:d>
                     <m:dPr>
                       <m:begChr m:val="("/>
@@ -30684,6 +30688,9 @@
                       </m:r>
                     </m:e>
                   </m:d>
+                  <m:r>
+                    <m:t>​</m:t>
+                  </m:r>
                 </m:e>
                 <m:sup>
                   <m:r>
@@ -30691,9 +30698,6 @@
                   </m:r>
                 </m:sup>
               </m:sSup>
-              <m:r>
-                <m:t>​</m:t>
-              </m:r>
               <m:r>
                 <m:rPr>
                   <m:sty m:val="p"/>
@@ -30826,11 +30830,11 @@
                 </m:rPr>
                 <m:t>−</m:t>
               </m:r>
-              <m:r>
-                <m:t>​</m:t>
-              </m:r>
               <m:sSup>
                 <m:e>
+                  <m:r>
+                    <m:t>​</m:t>
+                  </m:r>
                   <m:d>
                     <m:dPr>
                       <m:begChr m:val="("/>
@@ -30873,6 +30877,9 @@
                       </m:r>
                     </m:e>
                   </m:d>
+                  <m:r>
+                    <m:t>​</m:t>
+                  </m:r>
                 </m:e>
                 <m:sup>
                   <m:r>
@@ -30881,9 +30888,6 @@
                 </m:sup>
               </m:sSup>
               <m:r>
-                <m:t>​</m:t>
-              </m:r>
-              <m:r>
                 <m:t>&amp;</m:t>
               </m:r>
               <m:r>
@@ -30895,12 +30899,12 @@
                   <m:sty m:val="p"/>
                 </m:rPr>
                 <m:t>(subtract </m:t>
-              </m:r>
-              <m:r>
-                <m:t>​</m:t>
               </m:r>
               <m:sSup>
                 <m:e>
+                  <m:r>
+                    <m:t>​</m:t>
+                  </m:r>
                   <m:d>
                     <m:dPr>
                       <m:begChr m:val="("/>
@@ -30943,6 +30947,9 @@
                       </m:r>
                     </m:e>
                   </m:d>
+                  <m:r>
+                    <m:t>​</m:t>
+                  </m:r>
                 </m:e>
                 <m:sup>
                   <m:r>
@@ -30951,9 +30958,6 @@
                 </m:sup>
               </m:sSup>
               <m:r>
-                <m:t>​</m:t>
-              </m:r>
-              <m:r>
                 <m:rPr>
                   <m:nor/>
                   <m:sty m:val="p"/>
@@ -30962,11 +30966,11 @@
               </m:r>
             </m:e>
             <m:e>
-              <m:r>
-                <m:t>​</m:t>
-              </m:r>
               <m:sSup>
                 <m:e>
+                  <m:r>
+                    <m:t>​</m:t>
+                  </m:r>
                   <m:d>
                     <m:dPr>
                       <m:begChr m:val="("/>
@@ -31009,6 +31013,9 @@
                       </m:r>
                     </m:e>
                   </m:d>
+                  <m:r>
+                    <m:t>​</m:t>
+                  </m:r>
                 </m:e>
                 <m:sup>
                   <m:r>
@@ -31016,9 +31023,6 @@
                   </m:r>
                 </m:sup>
               </m:sSup>
-              <m:r>
-                <m:t>​</m:t>
-              </m:r>
               <m:r>
                 <m:t>&amp;</m:t>
               </m:r>
@@ -31066,11 +31070,11 @@
                 </m:rPr>
                 <m:t>−</m:t>
               </m:r>
-              <m:r>
-                <m:t>​</m:t>
-              </m:r>
               <m:sSup>
                 <m:e>
+                  <m:r>
+                    <m:t>​</m:t>
+                  </m:r>
                   <m:d>
                     <m:dPr>
                       <m:begChr m:val="("/>
@@ -31113,6 +31117,9 @@
                       </m:r>
                     </m:e>
                   </m:d>
+                  <m:r>
+                    <m:t>​</m:t>
+                  </m:r>
                 </m:e>
                 <m:sup>
                   <m:r>
@@ -31120,9 +31127,6 @@
                   </m:r>
                 </m:sup>
               </m:sSup>
-              <m:r>
-                <m:t>​</m:t>
-              </m:r>
               <m:r>
                 <m:t>&amp;</m:t>
               </m:r>
@@ -31174,11 +31178,11 @@
                 </m:rPr>
                 <m:t>=</m:t>
               </m:r>
-              <m:r>
-                <m:t>​</m:t>
-              </m:r>
               <m:sSup>
                 <m:e>
+                  <m:r>
+                    <m:t>​</m:t>
+                  </m:r>
                   <m:d>
                     <m:dPr>
                       <m:begChr m:val="("/>
@@ -31221,6 +31225,9 @@
                       </m:r>
                     </m:e>
                   </m:d>
+                  <m:r>
+                    <m:t>​</m:t>
+                  </m:r>
                 </m:e>
                 <m:sup>
                   <m:r>
@@ -31229,9 +31236,6 @@
                 </m:sup>
               </m:sSup>
               <m:r>
-                <m:t>​</m:t>
-              </m:r>
-              <m:r>
                 <m:rPr>
                   <m:nor/>
                   <m:sty m:val="p"/>
@@ -31240,11 +31244,11 @@
               </m:r>
             </m:e>
             <m:e>
-              <m:r>
-                <m:t>​</m:t>
-              </m:r>
               <m:sSup>
                 <m:e>
+                  <m:r>
+                    <m:t>​</m:t>
+                  </m:r>
                   <m:d>
                     <m:dPr>
                       <m:begChr m:val="("/>
@@ -31287,6 +31291,9 @@
                       </m:r>
                     </m:e>
                   </m:d>
+                  <m:r>
+                    <m:t>​</m:t>
+                  </m:r>
                 </m:e>
                 <m:sup>
                   <m:r>
@@ -31294,9 +31301,6 @@
                   </m:r>
                 </m:sup>
               </m:sSup>
-              <m:r>
-                <m:t>​</m:t>
-              </m:r>
               <m:r>
                 <m:t>&amp;</m:t>
               </m:r>
@@ -31344,11 +31348,11 @@
                 </m:rPr>
                 <m:t>−</m:t>
               </m:r>
-              <m:r>
-                <m:t>​</m:t>
-              </m:r>
               <m:sSup>
                 <m:e>
+                  <m:r>
+                    <m:t>​</m:t>
+                  </m:r>
                   <m:d>
                     <m:dPr>
                       <m:begChr m:val="("/>
@@ -31391,6 +31395,9 @@
                       </m:r>
                     </m:e>
                   </m:d>
+                  <m:r>
+                    <m:t>​</m:t>
+                  </m:r>
                 </m:e>
                 <m:sup>
                   <m:r>
@@ -31398,9 +31405,6 @@
                   </m:r>
                 </m:sup>
               </m:sSup>
-              <m:r>
-                <m:t>​</m:t>
-              </m:r>
               <m:r>
                 <m:t>&amp;</m:t>
               </m:r>
@@ -31531,11 +31535,11 @@
           <m:jc m:val="center"/>
         </m:oMathParaPr>
         <m:oMath>
-          <m:r>
-            <m:t>​</m:t>
-          </m:r>
           <m:sSup>
             <m:e>
+              <m:r>
+                <m:t>​</m:t>
+              </m:r>
               <m:d>
                 <m:dPr>
                   <m:begChr m:val="("/>
@@ -31578,6 +31582,9 @@
                   </m:r>
                 </m:e>
               </m:d>
+              <m:r>
+                <m:t>​</m:t>
+              </m:r>
             </m:e>
             <m:sup>
               <m:r>
@@ -31585,9 +31592,6 @@
               </m:r>
             </m:sup>
           </m:sSup>
-          <m:r>
-            <m:t>​</m:t>
-          </m:r>
           <m:r>
             <m:rPr>
               <m:sty m:val="p"/>
@@ -31632,11 +31636,11 @@
             </m:rPr>
             <m:t>−</m:t>
           </m:r>
-          <m:r>
-            <m:t>​</m:t>
-          </m:r>
           <m:sSup>
             <m:e>
+              <m:r>
+                <m:t>​</m:t>
+              </m:r>
               <m:d>
                 <m:dPr>
                   <m:begChr m:val="("/>
@@ -31679,6 +31683,9 @@
                   </m:r>
                 </m:e>
               </m:d>
+              <m:r>
+                <m:t>​</m:t>
+              </m:r>
             </m:e>
             <m:sup>
               <m:r>
@@ -31686,9 +31693,6 @@
               </m:r>
             </m:sup>
           </m:sSup>
-          <m:r>
-            <m:t>​</m:t>
-          </m:r>
         </m:oMath>
       </m:oMathPara>
     </w:p>
